--- a/pr-preview/pr-263/linear-algebra-matrices.docx
+++ b/pr-preview/pr-263/linear-algebra-matrices.docx
@@ -15,10 +15,10 @@
         <w:pStyle w:val="Date"/>
       </w:pPr>
       <w:r>
-        <w:t xml:space="preserve">Last modified: 2026-10-13 13:40:26 (PDT)</w:t>
+        <w:t xml:space="preserve">Last modified: 2026-10-13 17:44:25 (PDT)</w:t>
       </w:r>
     </w:p>
-    <w:bookmarkStart w:id="118" w:name="matrices"/>
+    <w:bookmarkStart w:id="121" w:name="matrices"/>
     <w:p>
       <w:pPr>
         <w:pStyle w:val="Heading2"/>
@@ -8529,7 +8529,7 @@
     </w:p>
     <w:bookmarkEnd w:id="38"/>
     <w:bookmarkEnd w:id="39"/>
-    <w:bookmarkStart w:id="48" w:name="square-and-identity-matrices"/>
+    <w:bookmarkStart w:id="49" w:name="square-and-identity-matrices"/>
     <w:p>
       <w:pPr>
         <w:pStyle w:val="Heading3"/>
@@ -9605,7 +9605,7 @@
       </w:r>
     </w:p>
     <w:bookmarkEnd w:id="43"/>
-    <w:bookmarkStart w:id="45" w:name="def-identity-matrix"/>
+    <w:bookmarkStart w:id="44" w:name="def-identity-matrix"/>
     <w:p>
       <w:pPr>
         <w:pStyle w:val="FirstParagraph"/>
@@ -10035,107 +10035,11 @@
         </m:oMath>
       </m:oMathPara>
     </w:p>
+    <w:bookmarkEnd w:id="44"/>
+    <w:bookmarkStart w:id="45" w:name="exm-identity-matrix"/>
     <w:p>
       <w:pPr>
         <w:pStyle w:val="FirstParagraph"/>
-      </w:pPr>
-      <w:r>
-        <w:t xml:space="preserve">Equivalently,</w:t>
-      </w:r>
-      <w:r>
-        <w:t xml:space="preserve"> </w:t>
-      </w:r>
-      <w:r>
-        <w:t xml:space="preserve">the entries of the identity matrix are given by the</w:t>
-      </w:r>
-      <w:r>
-        <w:t xml:space="preserve"> </w:t>
-      </w:r>
-      <w:hyperlink r:id="rId44">
-        <w:r>
-          <w:rPr>
-            <w:rStyle w:val="Hyperlink"/>
-          </w:rPr>
-          <w:t xml:space="preserve">Kronecker delta</w:t>
-        </w:r>
-      </w:hyperlink>
-      <w:r>
-        <w:t xml:space="preserve">:</w:t>
-      </w:r>
-      <w:r>
-        <w:t xml:space="preserve"> </w:t>
-      </w:r>
-      <m:oMath>
-        <m:r>
-          <m:rPr>
-            <m:sty m:val="p"/>
-          </m:rPr>
-          <m:t>(</m:t>
-        </m:r>
-        <m:sSub>
-          <m:e>
-            <m:r>
-              <m:rPr>
-                <m:sty m:val="bi"/>
-              </m:rPr>
-              <m:t>I</m:t>
-            </m:r>
-          </m:e>
-          <m:sub>
-            <m:r>
-              <m:t>p</m:t>
-            </m:r>
-          </m:sub>
-        </m:sSub>
-        <m:sSub>
-          <m:e>
-            <m:r>
-              <m:rPr>
-                <m:sty m:val="p"/>
-              </m:rPr>
-              <m:t>)</m:t>
-            </m:r>
-          </m:e>
-          <m:sub>
-            <m:r>
-              <m:t>i</m:t>
-            </m:r>
-            <m:r>
-              <m:t>j</m:t>
-            </m:r>
-          </m:sub>
-        </m:sSub>
-        <m:r>
-          <m:rPr>
-            <m:sty m:val="p"/>
-          </m:rPr>
-          <m:t>=</m:t>
-        </m:r>
-        <m:sSub>
-          <m:e>
-            <m:r>
-              <m:t>δ</m:t>
-            </m:r>
-          </m:e>
-          <m:sub>
-            <m:r>
-              <m:t>i</m:t>
-            </m:r>
-            <m:r>
-              <m:t>j</m:t>
-            </m:r>
-          </m:sub>
-        </m:sSub>
-      </m:oMath>
-      <w:r>
-        <w:t xml:space="preserve">.</w:t>
-      </w:r>
-    </w:p>
-    <w:bookmarkEnd w:id="45"/>
-    <w:bookmarkStart w:id="46" w:name="exm-identity-matrix"/>
-    <w:p>
-      <w:pPr>
-        <w:pStyle w:val="BodyText"/>
       </w:pPr>
       <w:r>
         <w:rPr>
@@ -10423,8 +10327,110 @@
         <w:t xml:space="preserve">.</w:t>
       </w:r>
     </w:p>
-    <w:bookmarkEnd w:id="46"/>
-    <w:bookmarkStart w:id="47" w:name="thm-identity"/>
+    <w:bookmarkEnd w:id="45"/>
+    <w:bookmarkStart w:id="47" w:name="rem-identity-matrix-kronecker-delta"/>
+    <w:p>
+      <w:pPr>
+        <w:pStyle w:val="BodyText"/>
+      </w:pPr>
+      <w:r>
+        <w:rPr>
+          <w:i/>
+          <w:iCs/>
+        </w:rPr>
+        <w:t xml:space="preserve">Remark 3</w:t>
+      </w:r>
+      <w:r>
+        <w:t xml:space="preserve"> (The identity matrix and the Kronecker delta). </w:t>
+      </w:r>
+      <w:r>
+        <w:t xml:space="preserve">The entries of the identity matrix are given by the</w:t>
+      </w:r>
+      <w:r>
+        <w:t xml:space="preserve"> </w:t>
+      </w:r>
+      <w:hyperlink r:id="rId46">
+        <w:r>
+          <w:rPr>
+            <w:rStyle w:val="Hyperlink"/>
+          </w:rPr>
+          <w:t xml:space="preserve">Kronecker delta</w:t>
+        </w:r>
+      </w:hyperlink>
+      <w:r>
+        <w:t xml:space="preserve">:</w:t>
+      </w:r>
+      <w:r>
+        <w:t xml:space="preserve"> </w:t>
+      </w:r>
+      <m:oMath>
+        <m:r>
+          <m:rPr>
+            <m:sty m:val="p"/>
+          </m:rPr>
+          <m:t>(</m:t>
+        </m:r>
+        <m:sSub>
+          <m:e>
+            <m:r>
+              <m:rPr>
+                <m:sty m:val="bi"/>
+              </m:rPr>
+              <m:t>I</m:t>
+            </m:r>
+          </m:e>
+          <m:sub>
+            <m:r>
+              <m:t>p</m:t>
+            </m:r>
+          </m:sub>
+        </m:sSub>
+        <m:sSub>
+          <m:e>
+            <m:r>
+              <m:rPr>
+                <m:sty m:val="p"/>
+              </m:rPr>
+              <m:t>)</m:t>
+            </m:r>
+          </m:e>
+          <m:sub>
+            <m:r>
+              <m:t>i</m:t>
+            </m:r>
+            <m:r>
+              <m:t>j</m:t>
+            </m:r>
+          </m:sub>
+        </m:sSub>
+        <m:r>
+          <m:rPr>
+            <m:sty m:val="p"/>
+          </m:rPr>
+          <m:t>=</m:t>
+        </m:r>
+        <m:sSub>
+          <m:e>
+            <m:r>
+              <m:t>δ</m:t>
+            </m:r>
+          </m:e>
+          <m:sub>
+            <m:r>
+              <m:t>i</m:t>
+            </m:r>
+            <m:r>
+              <m:t>j</m:t>
+            </m:r>
+          </m:sub>
+        </m:sSub>
+      </m:oMath>
+      <w:r>
+        <w:t xml:space="preserve">.</w:t>
+      </w:r>
+    </w:p>
+    <w:bookmarkEnd w:id="47"/>
+    <w:bookmarkStart w:id="48" w:name="thm-identity"/>
     <w:p>
       <w:pPr>
         <w:pStyle w:val="BodyText"/>
@@ -10576,9 +10582,9 @@
         </m:oMath>
       </m:oMathPara>
     </w:p>
-    <w:bookmarkEnd w:id="47"/>
     <w:bookmarkEnd w:id="48"/>
-    <w:bookmarkStart w:id="54" w:name="matrix-vector-multiplication"/>
+    <w:bookmarkEnd w:id="49"/>
+    <w:bookmarkStart w:id="55" w:name="matrix-vector-multiplication"/>
     <w:p>
       <w:pPr>
         <w:pStyle w:val="Heading3"/>
@@ -10587,7 +10593,7 @@
         <w:t xml:space="preserve">1.6 Matrix-vector multiplication</w:t>
       </w:r>
     </w:p>
-    <w:bookmarkStart w:id="49" w:name="def-matvec-mult"/>
+    <w:bookmarkStart w:id="50" w:name="def-matvec-mult"/>
     <w:p>
       <w:pPr>
         <w:pStyle w:val="FirstParagraph"/>
@@ -10870,8 +10876,8 @@
         </m:oMath>
       </m:oMathPara>
     </w:p>
-    <w:bookmarkEnd w:id="49"/>
-    <w:bookmarkStart w:id="51" w:name="rem-matvec-row-dot-products"/>
+    <w:bookmarkEnd w:id="50"/>
+    <w:bookmarkStart w:id="52" w:name="rem-matvec-row-dot-products"/>
     <w:p>
       <w:pPr>
         <w:pStyle w:val="FirstParagraph"/>
@@ -10881,7 +10887,7 @@
           <w:i/>
           <w:iCs/>
         </w:rPr>
-        <w:t xml:space="preserve">Remark 3</w:t>
+        <w:t xml:space="preserve">Remark 4</w:t>
       </w:r>
       <w:r>
         <w:t xml:space="preserve"> (Each entry is a dot product). </w:t>
@@ -10889,7 +10895,7 @@
       <w:r>
         <w:t xml:space="preserve">Matrix-vector multiplication extends the dot product (</w:t>
       </w:r>
-      <w:hyperlink r:id="rId50">
+      <w:hyperlink r:id="rId51">
         <w:r>
           <w:rPr>
             <w:rStyle w:val="Hyperlink"/>
@@ -11321,8 +11327,8 @@
         </m:oMath>
       </m:oMathPara>
     </w:p>
-    <w:bookmarkEnd w:id="51"/>
-    <w:bookmarkStart w:id="52" w:name="def-linear-system"/>
+    <w:bookmarkEnd w:id="52"/>
+    <w:bookmarkStart w:id="53" w:name="def-linear-system"/>
     <w:p>
       <w:pPr>
         <w:pStyle w:val="FirstParagraph"/>
@@ -11638,8 +11644,8 @@
         <w:t xml:space="preserve">holds.</w:t>
       </w:r>
     </w:p>
-    <w:bookmarkEnd w:id="52"/>
-    <w:bookmarkStart w:id="53" w:name="exm-linear-system"/>
+    <w:bookmarkEnd w:id="53"/>
+    <w:bookmarkStart w:id="54" w:name="exm-linear-system"/>
     <w:p>
       <w:pPr>
         <w:pStyle w:val="BodyText"/>
@@ -12702,9 +12708,9 @@
         <w:t xml:space="preserve">.</w:t>
       </w:r>
     </w:p>
-    <w:bookmarkEnd w:id="53"/>
     <w:bookmarkEnd w:id="54"/>
-    <w:bookmarkStart w:id="108" w:name="linear-and-affine-maps"/>
+    <w:bookmarkEnd w:id="55"/>
+    <w:bookmarkStart w:id="111" w:name="linear-and-affine-maps"/>
     <w:p>
       <w:pPr>
         <w:pStyle w:val="Heading3"/>
@@ -12713,7 +12719,7 @@
         <w:t xml:space="preserve">1.7 Linear and affine maps</w:t>
       </w:r>
     </w:p>
-    <w:bookmarkStart w:id="56" w:name="def-linear-map"/>
+    <w:bookmarkStart w:id="57" w:name="def-linear-map"/>
     <w:p>
       <w:pPr>
         <w:pStyle w:val="FirstParagraph"/>
@@ -12734,7 +12740,7 @@
       <w:r>
         <w:t xml:space="preserve"> </w:t>
       </w:r>
-      <w:hyperlink r:id="rId55">
+      <w:hyperlink r:id="rId56">
         <w:r>
           <w:rPr>
             <w:rStyle w:val="Hyperlink"/>
@@ -13160,8 +13166,8 @@
         <w:t xml:space="preserve">)</w:t>
       </w:r>
     </w:p>
-    <w:bookmarkEnd w:id="56"/>
-    <w:bookmarkStart w:id="57" w:name="exm-linear-map"/>
+    <w:bookmarkEnd w:id="57"/>
+    <w:bookmarkStart w:id="58" w:name="exm-linear-map"/>
     <w:p>
       <w:pPr>
         <w:pStyle w:val="FirstParagraph"/>
@@ -14318,8 +14324,8 @@
         <w:t xml:space="preserve">.</w:t>
       </w:r>
     </w:p>
-    <w:bookmarkEnd w:id="57"/>
-    <w:bookmarkStart w:id="58" w:name="def-linear-operator"/>
+    <w:bookmarkEnd w:id="58"/>
+    <w:bookmarkStart w:id="59" w:name="def-linear-operator"/>
     <w:p>
       <w:pPr>
         <w:pStyle w:val="FirstParagraph"/>
@@ -14501,8 +14507,8 @@
         <w:t xml:space="preserve">more loosely, for any linear map.</w:t>
       </w:r>
     </w:p>
-    <w:bookmarkEnd w:id="58"/>
-    <w:bookmarkStart w:id="59" w:name="exm-linear-operator"/>
+    <w:bookmarkEnd w:id="59"/>
+    <w:bookmarkStart w:id="60" w:name="exm-linear-operator"/>
     <w:p>
       <w:pPr>
         <w:pStyle w:val="BodyText"/>
@@ -14875,8 +14881,8 @@
         <w:t xml:space="preserve">.</w:t>
       </w:r>
     </w:p>
-    <w:bookmarkEnd w:id="59"/>
-    <w:bookmarkStart w:id="60" w:name="thm-linear-map-zero"/>
+    <w:bookmarkEnd w:id="60"/>
+    <w:bookmarkStart w:id="61" w:name="thm-linear-map-zero"/>
     <w:p>
       <w:pPr>
         <w:pStyle w:val="BodyText"/>
@@ -15019,7 +15025,7 @@
         <w:t xml:space="preserve">.</w:t>
       </w:r>
     </w:p>
-    <w:bookmarkEnd w:id="60"/>
+    <w:bookmarkEnd w:id="61"/>
     <w:p>
       <w:pPr>
         <w:pStyle w:val="BodyText"/>
@@ -15461,7 +15467,7 @@
         </m:oMath>
       </m:oMathPara>
     </w:p>
-    <w:bookmarkStart w:id="61" w:name="exm-linear-map-zero"/>
+    <w:bookmarkStart w:id="62" w:name="exm-linear-map-zero"/>
     <w:p>
       <w:pPr>
         <w:pStyle w:val="FirstParagraph"/>
@@ -15749,8 +15755,8 @@
         <w:t xml:space="preserve">and is still not linear.</w:t>
       </w:r>
     </w:p>
-    <w:bookmarkEnd w:id="61"/>
-    <w:bookmarkStart w:id="62" w:name="thm-matrix-map-linear"/>
+    <w:bookmarkEnd w:id="62"/>
+    <w:bookmarkStart w:id="63" w:name="thm-matrix-map-linear"/>
     <w:p>
       <w:pPr>
         <w:pStyle w:val="BodyText"/>
@@ -15939,7 +15945,7 @@
         <w:t xml:space="preserve">).</w:t>
       </w:r>
     </w:p>
-    <w:bookmarkEnd w:id="62"/>
+    <w:bookmarkEnd w:id="63"/>
     <w:p>
       <w:pPr>
         <w:pStyle w:val="BodyText"/>
@@ -17473,7 +17479,7 @@
       <w:r>
         <w:t xml:space="preserve"> </w:t>
       </w:r>
-      <w:hyperlink r:id="rId63">
+      <w:hyperlink r:id="rId64">
         <w:r>
           <w:rPr>
             <w:rStyle w:val="Hyperlink"/>
@@ -17487,7 +17493,7 @@
       <w:r>
         <w:t xml:space="preserve"> </w:t>
       </w:r>
-      <w:hyperlink r:id="rId64">
+      <w:hyperlink r:id="rId65">
         <w:r>
           <w:rPr>
             <w:rStyle w:val="Hyperlink"/>
@@ -17501,7 +17507,7 @@
       <w:r>
         <w:t xml:space="preserve"> </w:t>
       </w:r>
-      <w:hyperlink r:id="rId65">
+      <w:hyperlink r:id="rId66">
         <w:r>
           <w:rPr>
             <w:rStyle w:val="Hyperlink"/>
@@ -17515,7 +17521,7 @@
       <w:r>
         <w:t xml:space="preserve"> </w:t>
       </w:r>
-      <w:hyperlink r:id="rId66">
+      <w:hyperlink r:id="rId67">
         <w:r>
           <w:rPr>
             <w:rStyle w:val="Hyperlink"/>
@@ -17535,7 +17541,7 @@
       <w:r>
         <w:t xml:space="preserve"> </w:t>
       </w:r>
-      <w:hyperlink r:id="rId67">
+      <w:hyperlink r:id="rId68">
         <w:r>
           <w:rPr>
             <w:rStyle w:val="Hyperlink"/>
@@ -17547,7 +17553,7 @@
         <w:t xml:space="preserve">.</w:t>
       </w:r>
     </w:p>
-    <w:bookmarkStart w:id="68" w:name="thm-linear-map-lincom"/>
+    <w:bookmarkStart w:id="69" w:name="thm-linear-map-lincom"/>
     <w:p>
       <w:pPr>
         <w:pStyle w:val="BodyText"/>
@@ -17965,7 +17971,7 @@
         </m:oMath>
       </m:oMathPara>
     </w:p>
-    <w:bookmarkEnd w:id="68"/>
+    <w:bookmarkEnd w:id="69"/>
     <w:p>
       <w:pPr>
         <w:pStyle w:val="FirstParagraph"/>
@@ -17986,7 +17992,7 @@
       <w:r>
         <w:t xml:space="preserve"> </w:t>
       </w:r>
-      <w:hyperlink r:id="rId69">
+      <w:hyperlink r:id="rId70">
         <w:r>
           <w:rPr>
             <w:rStyle w:val="Hyperlink"/>
@@ -19068,7 +19074,7 @@
         </m:oMath>
       </m:oMathPara>
     </w:p>
-    <w:bookmarkStart w:id="71" w:name="thm-linear-map-matrix"/>
+    <w:bookmarkStart w:id="72" w:name="thm-linear-map-matrix"/>
     <w:p>
       <w:pPr>
         <w:pStyle w:val="FirstParagraph"/>
@@ -19414,7 +19420,7 @@
       <w:r>
         <w:t xml:space="preserve">th indicator vector (</w:t>
       </w:r>
-      <w:hyperlink r:id="rId70">
+      <w:hyperlink r:id="rId71">
         <w:r>
           <w:rPr>
             <w:rStyle w:val="Hyperlink"/>
@@ -19520,7 +19526,7 @@
         <w:t xml:space="preserve">.</w:t>
       </w:r>
     </w:p>
-    <w:bookmarkEnd w:id="71"/>
+    <w:bookmarkEnd w:id="72"/>
     <w:p>
       <w:pPr>
         <w:pStyle w:val="BodyText"/>
@@ -21457,7 +21463,7 @@
         <w:t xml:space="preserve">.</w:t>
       </w:r>
     </w:p>
-    <w:bookmarkStart w:id="72" w:name="def-matrix-of-linear-map"/>
+    <w:bookmarkStart w:id="73" w:name="def-matrix-of-linear-map"/>
     <w:p>
       <w:pPr>
         <w:pStyle w:val="BodyText"/>
@@ -21742,8 +21748,8 @@
         <w:t xml:space="preserve">.</w:t>
       </w:r>
     </w:p>
-    <w:bookmarkEnd w:id="72"/>
-    <w:bookmarkStart w:id="73" w:name="exm-linear-map-matrix"/>
+    <w:bookmarkEnd w:id="73"/>
+    <w:bookmarkStart w:id="74" w:name="exm-linear-map-matrix"/>
     <w:p>
       <w:pPr>
         <w:pStyle w:val="BodyText"/>
@@ -22438,8 +22444,8 @@
         <w:t xml:space="preserve">.</w:t>
       </w:r>
     </w:p>
-    <w:bookmarkEnd w:id="73"/>
-    <w:bookmarkStart w:id="74" w:name="cor-linear-scalar"/>
+    <w:bookmarkEnd w:id="74"/>
+    <w:bookmarkStart w:id="75" w:name="cor-linear-scalar"/>
     <w:p>
       <w:pPr>
         <w:pStyle w:val="BodyText"/>
@@ -22760,7 +22766,7 @@
         <w:t xml:space="preserve">.</w:t>
       </w:r>
     </w:p>
-    <w:bookmarkEnd w:id="74"/>
+    <w:bookmarkEnd w:id="75"/>
     <w:p>
       <w:pPr>
         <w:pStyle w:val="BodyText"/>
@@ -23606,7 +23612,7 @@
         <w:t xml:space="preserve">.</w:t>
       </w:r>
     </w:p>
-    <w:bookmarkStart w:id="75" w:name="exm-linear-scalar"/>
+    <w:bookmarkStart w:id="76" w:name="exm-linear-scalar"/>
     <w:p>
       <w:pPr>
         <w:pStyle w:val="BodyText"/>
@@ -24283,7 +24289,7 @@
         <w:t xml:space="preserve">).</w:t>
       </w:r>
     </w:p>
-    <w:bookmarkEnd w:id="75"/>
+    <w:bookmarkEnd w:id="76"/>
     <w:tbl>
       <w:tblPr>
         <w:tblStyle w:val="Table"/>
@@ -24325,18 +24331,18 @@
                 <wp:inline>
                   <wp:extent cx="152400" cy="152400"/>
                   <wp:effectExtent b="0" l="0" r="0" t="0"/>
-                  <wp:docPr descr="" title="" id="77" name="Picture"/>
+                  <wp:docPr descr="" title="" id="78" name="Picture"/>
                   <a:graphic>
                     <a:graphicData uri="http://schemas.openxmlformats.org/drawingml/2006/picture">
                       <pic:pic>
                         <pic:nvPicPr>
-                          <pic:cNvPr descr="/opt/quarto/share/formats/docx/tip.png" id="78" name="Picture"/>
+                          <pic:cNvPr descr="/opt/quarto/share/formats/docx/tip.png" id="79" name="Picture"/>
                           <pic:cNvPicPr>
                             <a:picLocks noChangeArrowheads="1" noChangeAspect="1"/>
                           </pic:cNvPicPr>
                         </pic:nvPicPr>
                         <pic:blipFill>
-                          <a:blip r:embed="rId76"/>
+                          <a:blip r:embed="rId77"/>
                           <a:stretch>
                             <a:fillRect/>
                           </a:stretch>
@@ -24398,7 +24404,7 @@
             <w:r>
               <w:t xml:space="preserve"> </w:t>
             </w:r>
-            <w:hyperlink r:id="rId79">
+            <w:hyperlink r:id="rId80">
               <w:r>
                 <w:rPr>
                   <w:rStyle w:val="Hyperlink"/>
@@ -24429,7 +24435,7 @@
                 <w:numId w:val="1006"/>
               </w:numPr>
             </w:pPr>
-            <w:hyperlink r:id="rId80">
+            <w:hyperlink r:id="rId81">
               <w:r>
                 <w:rPr>
                   <w:rStyle w:val="Hyperlink"/>
@@ -24475,7 +24481,7 @@
                 <w:numId w:val="1006"/>
               </w:numPr>
             </w:pPr>
-            <w:hyperlink r:id="rId81">
+            <w:hyperlink r:id="rId82">
               <w:r>
                 <w:rPr>
                   <w:rStyle w:val="Hyperlink"/>
@@ -24562,7 +24568,7 @@
         </w:tc>
       </w:tr>
     </w:tbl>
-    <w:bookmarkStart w:id="82" w:name="def-translation"/>
+    <w:bookmarkStart w:id="83" w:name="def-translation"/>
     <w:p>
       <w:pPr>
         <w:pStyle w:val="FirstParagraph"/>
@@ -24823,37 +24829,11 @@
         </m:oMath>
       </m:oMathPara>
     </w:p>
+    <w:bookmarkEnd w:id="83"/>
+    <w:bookmarkStart w:id="84" w:name="exm-translation"/>
     <w:p>
       <w:pPr>
         <w:pStyle w:val="FirstParagraph"/>
-      </w:pPr>
-      <w:r>
-        <w:t xml:space="preserve">It moves every point by the same vector</w:t>
-      </w:r>
-      <w:r>
-        <w:t xml:space="preserve"> </w:t>
-      </w:r>
-      <m:oMath>
-        <m:acc>
-          <m:accPr>
-            <m:chr m:val="̃"/>
-          </m:accPr>
-          <m:e>
-            <m:r>
-              <m:t>b</m:t>
-            </m:r>
-          </m:e>
-        </m:acc>
-      </m:oMath>
-      <w:r>
-        <w:t xml:space="preserve">.</w:t>
-      </w:r>
-    </w:p>
-    <w:bookmarkEnd w:id="82"/>
-    <w:bookmarkStart w:id="83" w:name="exm-translation"/>
-    <w:p>
-      <w:pPr>
-        <w:pStyle w:val="BodyText"/>
       </w:pPr>
       <w:r>
         <w:rPr>
@@ -25367,7 +25347,66 @@
         <w:t xml:space="preserve">Both points move one unit right and two units down.</w:t>
       </w:r>
     </w:p>
-    <w:bookmarkEnd w:id="83"/>
+    <w:bookmarkEnd w:id="84"/>
+    <w:bookmarkStart w:id="85" w:name="rem-translation-moves-every-point"/>
+    <w:p>
+      <w:pPr>
+        <w:pStyle w:val="BodyText"/>
+      </w:pPr>
+      <w:r>
+        <w:rPr>
+          <w:i/>
+          <w:iCs/>
+        </w:rPr>
+        <w:t xml:space="preserve">Remark 5</w:t>
+      </w:r>
+      <w:r>
+        <w:t xml:space="preserve"> (A translation moves every point by the same vector). </w:t>
+      </w:r>
+      <w:r>
+        <w:t xml:space="preserve">A translation by</w:t>
+      </w:r>
+      <w:r>
+        <w:t xml:space="preserve"> </w:t>
+      </w:r>
+      <m:oMath>
+        <m:acc>
+          <m:accPr>
+            <m:chr m:val="̃"/>
+          </m:accPr>
+          <m:e>
+            <m:r>
+              <m:t>b</m:t>
+            </m:r>
+          </m:e>
+        </m:acc>
+      </m:oMath>
+      <w:r>
+        <w:t xml:space="preserve"> </w:t>
+      </w:r>
+      <w:r>
+        <w:t xml:space="preserve">moves every point by the same vector</w:t>
+      </w:r>
+      <w:r>
+        <w:t xml:space="preserve"> </w:t>
+      </w:r>
+      <m:oMath>
+        <m:acc>
+          <m:accPr>
+            <m:chr m:val="̃"/>
+          </m:accPr>
+          <m:e>
+            <m:r>
+              <m:t>b</m:t>
+            </m:r>
+          </m:e>
+        </m:acc>
+      </m:oMath>
+      <w:r>
+        <w:t xml:space="preserve">.</w:t>
+      </w:r>
+    </w:p>
+    <w:bookmarkEnd w:id="85"/>
     <w:bookmarkStart w:id="87" w:name="def-affine-map"/>
     <w:p>
       <w:pPr>
@@ -25389,7 +25428,7 @@
       <w:r>
         <w:t xml:space="preserve"> </w:t>
       </w:r>
-      <w:hyperlink r:id="rId55">
+      <w:hyperlink r:id="rId56">
         <w:r>
           <w:rPr>
             <w:rStyle w:val="Hyperlink"/>
@@ -25526,7 +25565,7 @@
       <w:r>
         <w:t xml:space="preserve"> </w:t>
       </w:r>
-      <w:hyperlink r:id="rId84">
+      <w:hyperlink r:id="rId86">
         <w:r>
           <w:rPr>
             <w:rStyle w:val="Hyperlink"/>
@@ -25894,14 +25933,26 @@
         <w:t xml:space="preserve">).</w:t>
       </w:r>
     </w:p>
+    <w:bookmarkEnd w:id="87"/>
+    <w:bookmarkStart w:id="90" w:name="rem-affine-map-real-valued"/>
     <w:p>
       <w:pPr>
         <w:pStyle w:val="BodyText"/>
       </w:pPr>
       <w:r>
+        <w:rPr>
+          <w:i/>
+          <w:iCs/>
+        </w:rPr>
+        <w:t xml:space="preserve">Remark 6</w:t>
+      </w:r>
+      <w:r>
+        <w:t xml:space="preserve"> (Real-valued affine maps). </w:t>
+      </w:r>
+      <w:r>
         <w:t xml:space="preserve">For a real-valued function (</w:t>
       </w:r>
-      <w:hyperlink r:id="rId85">
+      <w:hyperlink r:id="rId88">
         <w:r>
           <w:rPr>
             <w:rStyle w:val="Hyperlink"/>
@@ -26076,7 +26127,7 @@
       <w:pPr>
         <w:pStyle w:val="BodyText"/>
       </w:pPr>
-      <w:bookmarkStart w:id="86" w:name="eq-linear-scalar"/>
+      <w:bookmarkStart w:id="89" w:name="eq-linear-scalar"/>
       <m:oMathPara>
         <m:oMathParaPr>
           <m:jc m:val="center"/>
@@ -26234,10 +26285,10 @@
           </m:r>
         </m:oMath>
       </m:oMathPara>
-      <w:bookmarkEnd w:id="86"/>
+      <w:bookmarkEnd w:id="89"/>
     </w:p>
-    <w:bookmarkEnd w:id="87"/>
-    <w:bookmarkStart w:id="88" w:name="def-augmented-vector"/>
+    <w:bookmarkEnd w:id="90"/>
+    <w:bookmarkStart w:id="91" w:name="def-augmented-vector"/>
     <w:p>
       <w:pPr>
         <w:pStyle w:val="FirstParagraph"/>
@@ -26579,8 +26630,8 @@
         </m:oMath>
       </m:oMathPara>
     </w:p>
-    <w:bookmarkEnd w:id="88"/>
-    <w:bookmarkStart w:id="89" w:name="exm-augmented-vector"/>
+    <w:bookmarkEnd w:id="91"/>
+    <w:bookmarkStart w:id="92" w:name="exm-augmented-vector"/>
     <w:p>
       <w:pPr>
         <w:pStyle w:val="FirstParagraph"/>
@@ -27357,8 +27408,8 @@
         </m:oMath>
       </m:oMathPara>
     </w:p>
-    <w:bookmarkEnd w:id="89"/>
-    <w:bookmarkStart w:id="90" w:name="thm-affine-map-zero"/>
+    <w:bookmarkEnd w:id="92"/>
+    <w:bookmarkStart w:id="93" w:name="thm-affine-map-zero"/>
     <w:p>
       <w:pPr>
         <w:pStyle w:val="FirstParagraph"/>
@@ -27517,7 +27568,7 @@
         <w:t xml:space="preserve">.</w:t>
       </w:r>
     </w:p>
-    <w:bookmarkEnd w:id="90"/>
+    <w:bookmarkEnd w:id="93"/>
     <w:p>
       <w:pPr>
         <w:pStyle w:val="BodyText"/>
@@ -28111,7 +28162,7 @@
         </m:oMath>
       </m:oMathPara>
     </w:p>
-    <w:bookmarkStart w:id="91" w:name="thm-affine-linear-iff"/>
+    <w:bookmarkStart w:id="94" w:name="thm-affine-linear-iff"/>
     <w:p>
       <w:pPr>
         <w:pStyle w:val="FirstParagraph"/>
@@ -28266,7 +28317,7 @@
         <w:t xml:space="preserve">.</w:t>
       </w:r>
     </w:p>
-    <w:bookmarkEnd w:id="91"/>
+    <w:bookmarkEnd w:id="94"/>
     <w:p>
       <w:pPr>
         <w:pStyle w:val="BodyText"/>
@@ -28654,7 +28705,7 @@
         <w:t xml:space="preserve">.</w:t>
       </w:r>
     </w:p>
-    <w:bookmarkStart w:id="92" w:name="exm-affine-linear-iff"/>
+    <w:bookmarkStart w:id="95" w:name="exm-affine-linear-iff"/>
     <w:p>
       <w:pPr>
         <w:pStyle w:val="BodyText"/>
@@ -29125,8 +29176,8 @@
         <w:t xml:space="preserve">.</w:t>
       </w:r>
     </w:p>
-    <w:bookmarkEnd w:id="92"/>
-    <w:bookmarkStart w:id="93" w:name="cor-linear-is-affine"/>
+    <w:bookmarkEnd w:id="95"/>
+    <w:bookmarkStart w:id="96" w:name="cor-linear-is-affine"/>
     <w:p>
       <w:pPr>
         <w:pStyle w:val="BodyText"/>
@@ -29249,7 +29300,7 @@
         <w:t xml:space="preserve">.</w:t>
       </w:r>
     </w:p>
-    <w:bookmarkEnd w:id="93"/>
+    <w:bookmarkEnd w:id="96"/>
     <w:p>
       <w:pPr>
         <w:pStyle w:val="BodyText"/>
@@ -29490,7 +29541,7 @@
         <w:t xml:space="preserve">.</w:t>
       </w:r>
     </w:p>
-    <w:bookmarkStart w:id="94" w:name="thm-affine-map-unique"/>
+    <w:bookmarkStart w:id="97" w:name="thm-affine-map-unique"/>
     <w:p>
       <w:pPr>
         <w:pStyle w:val="BodyText"/>
@@ -29828,7 +29879,7 @@
         <w:t xml:space="preserve">.</w:t>
       </w:r>
     </w:p>
-    <w:bookmarkEnd w:id="94"/>
+    <w:bookmarkEnd w:id="97"/>
     <w:p>
       <w:pPr>
         <w:pStyle w:val="BodyText"/>
@@ -30321,7 +30372,7 @@
         <w:t xml:space="preserve">.</w:t>
       </w:r>
     </w:p>
-    <w:bookmarkStart w:id="97" w:name="rem-linear-affine-terminology"/>
+    <w:bookmarkStart w:id="100" w:name="rem-linear-affine-terminology"/>
     <w:p>
       <w:pPr>
         <w:pStyle w:val="BodyText"/>
@@ -30331,7 +30382,7 @@
           <w:i/>
           <w:iCs/>
         </w:rPr>
-        <w:t xml:space="preserve">Remark 4</w:t>
+        <w:t xml:space="preserve">Remark 7</w:t>
       </w:r>
       <w:r>
         <w:t xml:space="preserve"> (</w:t>
@@ -30406,7 +30457,7 @@
       <w:r>
         <w:t xml:space="preserve"> </w:t>
       </w:r>
-      <w:hyperlink r:id="rId95">
+      <w:hyperlink r:id="rId98">
         <w:r>
           <w:rPr>
             <w:rStyle w:val="Hyperlink"/>
@@ -30443,7 +30494,7 @@
       <w:r>
         <w:t xml:space="preserve"> </w:t>
       </w:r>
-      <w:hyperlink r:id="rId96">
+      <w:hyperlink r:id="rId99">
         <w:r>
           <w:rPr>
             <w:rStyle w:val="Hyperlink"/>
@@ -30995,7 +31046,7 @@
         <w:t xml:space="preserve">as the coefficient on its first entry.</w:t>
       </w:r>
     </w:p>
-    <w:bookmarkEnd w:id="97"/>
+    <w:bookmarkEnd w:id="100"/>
     <w:tbl>
       <w:tblPr>
         <w:tblStyle w:val="Table"/>
@@ -31037,18 +31088,18 @@
                 <wp:inline>
                   <wp:extent cx="152400" cy="152400"/>
                   <wp:effectExtent b="0" l="0" r="0" t="0"/>
-                  <wp:docPr descr="" title="" id="98" name="Picture"/>
+                  <wp:docPr descr="" title="" id="101" name="Picture"/>
                   <a:graphic>
                     <a:graphicData uri="http://schemas.openxmlformats.org/drawingml/2006/picture">
                       <pic:pic>
                         <pic:nvPicPr>
-                          <pic:cNvPr descr="/opt/quarto/share/formats/docx/tip.png" id="99" name="Picture"/>
+                          <pic:cNvPr descr="/opt/quarto/share/formats/docx/tip.png" id="102" name="Picture"/>
                           <pic:cNvPicPr>
                             <a:picLocks noChangeArrowheads="1" noChangeAspect="1"/>
                           </pic:cNvPicPr>
                         </pic:nvPicPr>
                         <pic:blipFill>
-                          <a:blip r:embed="rId76"/>
+                          <a:blip r:embed="rId77"/>
                           <a:stretch>
                             <a:fillRect/>
                           </a:stretch>
@@ -31482,7 +31533,7 @@
             <w:r>
               <w:t xml:space="preserve"> </w:t>
             </w:r>
-            <w:hyperlink r:id="rId100">
+            <w:hyperlink r:id="rId103">
               <w:r>
                 <w:rPr>
                   <w:rStyle w:val="Hyperlink"/>
@@ -31531,7 +31582,7 @@
         </w:tc>
       </w:tr>
     </w:tbl>
-    <w:bookmarkStart w:id="101" w:name="def-hyperplane"/>
+    <w:bookmarkStart w:id="104" w:name="def-hyperplane"/>
     <w:p>
       <w:pPr>
         <w:pStyle w:val="FirstParagraph"/>
@@ -31852,8 +31903,8 @@
         <w:t xml:space="preserve">is its offset.</w:t>
       </w:r>
     </w:p>
-    <w:bookmarkEnd w:id="101"/>
-    <w:bookmarkStart w:id="102" w:name="exm-hyperplane"/>
+    <w:bookmarkEnd w:id="104"/>
+    <w:bookmarkStart w:id="105" w:name="exm-hyperplane"/>
     <w:p>
       <w:pPr>
         <w:pStyle w:val="BodyText"/>
@@ -32483,8 +32534,8 @@
         <w:t xml:space="preserve">.</w:t>
       </w:r>
     </w:p>
-    <w:bookmarkEnd w:id="102"/>
-    <w:bookmarkStart w:id="103" w:name="exr-write-in-matrix-form"/>
+    <w:bookmarkEnd w:id="105"/>
+    <w:bookmarkStart w:id="106" w:name="exr-write-in-matrix-form"/>
     <w:p>
       <w:pPr>
         <w:pStyle w:val="FirstParagraph"/>
@@ -32941,8 +32992,8 @@
         <w:t xml:space="preserve">.</w:t>
       </w:r>
     </w:p>
-    <w:bookmarkEnd w:id="103"/>
-    <w:bookmarkStart w:id="104" w:name="sol-write-in-matrix-form"/>
+    <w:bookmarkEnd w:id="106"/>
+    <w:bookmarkStart w:id="107" w:name="sol-write-in-matrix-form"/>
     <w:p>
       <w:pPr>
         <w:pStyle w:val="BodyText"/>
@@ -33633,8 +33684,8 @@
         <w:t xml:space="preserve">which is a different clinical claim entirely.</w:t>
       </w:r>
     </w:p>
-    <w:bookmarkEnd w:id="104"/>
-    <w:bookmarkStart w:id="105" w:name="exr-which-are-linear"/>
+    <w:bookmarkEnd w:id="107"/>
+    <w:bookmarkStart w:id="108" w:name="exr-which-are-linear"/>
     <w:p>
       <w:pPr>
         <w:pStyle w:val="BodyText"/>
@@ -34083,8 +34134,8 @@
         <w:t xml:space="preserve">​</w:t>
       </w:r>
     </w:p>
-    <w:bookmarkEnd w:id="105"/>
-    <w:bookmarkStart w:id="107" w:name="sol-which-are-linear"/>
+    <w:bookmarkEnd w:id="108"/>
+    <w:bookmarkStart w:id="110" w:name="sol-which-are-linear"/>
     <w:p>
       <w:pPr>
         <w:pStyle w:val="FirstParagraph"/>
@@ -34518,7 +34569,7 @@
       <w:r>
         <w:t xml:space="preserve"> </w:t>
       </w:r>
-      <w:hyperlink r:id="rId106">
+      <w:hyperlink r:id="rId109">
         <w:r>
           <w:rPr>
             <w:rStyle w:val="Hyperlink"/>
@@ -35053,9 +35104,9 @@
         <w:t xml:space="preserve">week 3.</w:t>
       </w:r>
     </w:p>
-    <w:bookmarkEnd w:id="107"/>
-    <w:bookmarkEnd w:id="108"/>
-    <w:bookmarkStart w:id="117" w:name="transposes-of-sums-and-products"/>
+    <w:bookmarkEnd w:id="110"/>
+    <w:bookmarkEnd w:id="111"/>
+    <w:bookmarkStart w:id="120" w:name="transposes-of-sums-and-products"/>
     <w:p>
       <w:pPr>
         <w:pStyle w:val="Heading3"/>
@@ -35064,7 +35115,7 @@
         <w:t xml:space="preserve">1.8 Transposes of sums and products</w:t>
       </w:r>
     </w:p>
-    <w:bookmarkStart w:id="109" w:name="thm-transpose-sum"/>
+    <w:bookmarkStart w:id="112" w:name="thm-transpose-sum"/>
     <w:p>
       <w:pPr>
         <w:pStyle w:val="FirstParagraph"/>
@@ -35407,7 +35458,7 @@
         </m:oMath>
       </m:oMathPara>
     </w:p>
-    <w:bookmarkEnd w:id="109"/>
+    <w:bookmarkEnd w:id="112"/>
     <w:p>
       <w:pPr>
         <w:pStyle w:val="FirstParagraph"/>
@@ -35879,7 +35930,7 @@
         </m:oMath>
       </m:oMathPara>
     </w:p>
-    <w:bookmarkStart w:id="110" w:name="thm-transpose-product"/>
+    <w:bookmarkStart w:id="113" w:name="thm-transpose-product"/>
     <w:p>
       <w:pPr>
         <w:pStyle w:val="FirstParagraph"/>
@@ -36158,7 +36209,7 @@
         </m:oMath>
       </m:oMathPara>
     </w:p>
-    <w:bookmarkEnd w:id="110"/>
+    <w:bookmarkEnd w:id="113"/>
     <w:p>
       <w:pPr>
         <w:pStyle w:val="FirstParagraph"/>
@@ -36667,7 +36718,7 @@
         </m:oMath>
       </m:oMathPara>
     </w:p>
-    <w:bookmarkStart w:id="111" w:name="rem-transpose-product-order"/>
+    <w:bookmarkStart w:id="114" w:name="rem-transpose-product-order"/>
     <w:p>
       <w:pPr>
         <w:pStyle w:val="FirstParagraph"/>
@@ -36677,7 +36728,7 @@
           <w:i/>
           <w:iCs/>
         </w:rPr>
-        <w:t xml:space="preserve">Remark 5</w:t>
+        <w:t xml:space="preserve">Remark 8</w:t>
       </w:r>
       <w:r>
         <w:t xml:space="preserve"> (The order of the factors reverses). </w:t>
@@ -37640,9 +37691,9 @@
         <w:t xml:space="preserve">which is undefined.</w:t>
       </w:r>
     </w:p>
-    <w:bookmarkEnd w:id="111"/>
-    <w:bookmarkStart w:id="116" w:name="refs"/>
-    <w:bookmarkStart w:id="113" w:name="ref-boyd2018vmls"/>
+    <w:bookmarkEnd w:id="114"/>
+    <w:bookmarkStart w:id="119" w:name="refs"/>
+    <w:bookmarkStart w:id="116" w:name="ref-boyd2018vmls"/>
     <w:p>
       <w:pPr>
         <w:pStyle w:val="Bibliography"/>
@@ -37666,7 +37717,7 @@
       <w:r>
         <w:t xml:space="preserve"> </w:t>
       </w:r>
-      <w:hyperlink r:id="rId112">
+      <w:hyperlink r:id="rId115">
         <w:r>
           <w:rPr>
             <w:rStyle w:val="Hyperlink"/>
@@ -37678,8 +37729,8 @@
         <w:t xml:space="preserve">.</w:t>
       </w:r>
     </w:p>
-    <w:bookmarkEnd w:id="113"/>
-    <w:bookmarkStart w:id="115" w:name="ref-zhou2024matrix"/>
+    <w:bookmarkEnd w:id="116"/>
+    <w:bookmarkStart w:id="118" w:name="ref-zhou2024matrix"/>
     <w:p>
       <w:pPr>
         <w:pStyle w:val="Bibliography"/>
@@ -37703,7 +37754,7 @@
       <w:r>
         <w:t xml:space="preserve"> </w:t>
       </w:r>
-      <w:hyperlink r:id="rId114">
+      <w:hyperlink r:id="rId117">
         <w:r>
           <w:rPr>
             <w:rStyle w:val="Hyperlink"/>
@@ -37715,10 +37766,10 @@
         <w:t xml:space="preserve">.</w:t>
       </w:r>
     </w:p>
-    <w:bookmarkEnd w:id="115"/>
-    <w:bookmarkEnd w:id="116"/>
-    <w:bookmarkEnd w:id="117"/>
     <w:bookmarkEnd w:id="118"/>
+    <w:bookmarkEnd w:id="119"/>
+    <w:bookmarkEnd w:id="120"/>
+    <w:bookmarkEnd w:id="121"/>
     <w:sectPr>
       <w:footnotePr>
         <w:numRestart w:val="eachSect"/>
